--- a/example/result/e50_simple_complete.docx
+++ b/example/result/e50_simple_complete.docx
@@ -12,7 +12,7 @@
     </w:p>
     <w:p>
       <w:r>
-        <w:t>With start_paragraph we can start a paragraph.</w:t>
+        <w:t>With new_paragraph we can start a paragraph.</w:t>
       </w:r>
       <w:r>
         <w:t xml:space="preserve"> With add_text we can add text to the paragraph.</w:t>

--- a/example/result/e50_simple_complete.docx
+++ b/example/result/e50_simple_complete.docx
@@ -137,7 +137,10 @@
     </w:p>
     <w:p>
       <w:pPr>
-        <w:pStyle w:val="ListBullet"/>
+        <w:numPr>
+          <w:ilvl w:val="0"/>
+          <w:numId w:val="10"/>
+        </w:numPr>
       </w:pPr>
       <w:r>
         <w:t>Item 1</w:t>
@@ -145,7 +148,10 @@
     </w:p>
     <w:p>
       <w:pPr>
-        <w:pStyle w:val="ListBullet"/>
+        <w:numPr>
+          <w:ilvl w:val="0"/>
+          <w:numId w:val="10"/>
+        </w:numPr>
       </w:pPr>
       <w:r>
         <w:t>Item 2</w:t>
@@ -153,8 +159,10 @@
     </w:p>
     <w:p>
       <w:pPr>
-        <w:pStyle w:val="ListBullet"/>
-        <w:ind w:left="720"/>
+        <w:numPr>
+          <w:ilvl w:val="1"/>
+          <w:numId w:val="10"/>
+        </w:numPr>
       </w:pPr>
       <w:r>
         <w:t>Item 2.1</w:t>
@@ -162,8 +170,10 @@
     </w:p>
     <w:p>
       <w:pPr>
-        <w:pStyle w:val="ListBullet"/>
-        <w:ind w:left="720"/>
+        <w:numPr>
+          <w:ilvl w:val="1"/>
+          <w:numId w:val="10"/>
+        </w:numPr>
       </w:pPr>
       <w:r>
         <w:t>Item 2.2</w:t>
@@ -171,7 +181,10 @@
     </w:p>
     <w:p>
       <w:pPr>
-        <w:pStyle w:val="ListBullet"/>
+        <w:numPr>
+          <w:ilvl w:val="0"/>
+          <w:numId w:val="10"/>
+        </w:numPr>
       </w:pPr>
       <w:r>
         <w:t>Item 3</w:t>
@@ -179,34 +192,22 @@
     </w:p>
     <w:p>
       <w:pPr>
-        <w:ind w:left="720" w:hanging="720"/>
-        <w:tabs>
-          <w:tab w:val="left" w:pos="720"/>
-        </w:tabs>
+        <w:numPr>
+          <w:ilvl w:val="0"/>
+          <w:numId w:val="11"/>
+        </w:numPr>
       </w:pPr>
-      <w:r>
-        <w:t>1.</w:t>
-      </w:r>
-      <w:r>
-        <w:tab/>
-      </w:r>
       <w:r>
         <w:t>Item 1</w:t>
       </w:r>
     </w:p>
     <w:p>
       <w:pPr>
-        <w:ind w:left="720" w:hanging="720"/>
-        <w:tabs>
-          <w:tab w:val="left" w:pos="720"/>
-        </w:tabs>
+        <w:numPr>
+          <w:ilvl w:val="0"/>
+          <w:numId w:val="11"/>
+        </w:numPr>
       </w:pPr>
-      <w:r>
-        <w:t>2.</w:t>
-      </w:r>
-      <w:r>
-        <w:tab/>
-      </w:r>
       <w:r>
         <w:t>Item 2 with some more text.</w:t>
       </w:r>
@@ -216,42 +217,32 @@
     </w:p>
     <w:p>
       <w:pPr>
-        <w:ind w:left="720" w:hanging="720"/>
-        <w:tabs>
-          <w:tab w:val="left" w:pos="720"/>
-        </w:tabs>
+        <w:numPr>
+          <w:ilvl w:val="0"/>
+          <w:numId w:val="11"/>
+        </w:numPr>
       </w:pPr>
-      <w:r>
-        <w:t>3.</w:t>
-      </w:r>
-      <w:r>
-        <w:tab/>
-      </w:r>
       <w:r>
         <w:t>Item 3</w:t>
       </w:r>
     </w:p>
     <w:p>
       <w:pPr>
-        <w:ind w:left="1440" w:hanging="720"/>
-        <w:tabs>
-          <w:tab w:val="left" w:pos="1440"/>
-        </w:tabs>
+        <w:numPr>
+          <w:ilvl w:val="1"/>
+          <w:numId w:val="11"/>
+        </w:numPr>
       </w:pPr>
-      <w:r>
-        <w:t>3.1.</w:t>
-      </w:r>
-      <w:r>
-        <w:tab/>
-      </w:r>
       <w:r>
         <w:t>Item 3.1</w:t>
       </w:r>
     </w:p>
     <w:p>
       <w:pPr>
-        <w:pStyle w:val="ListBullet"/>
-        <w:ind w:left="1440"/>
+        <w:numPr>
+          <w:ilvl w:val="2"/>
+          <w:numId w:val="11"/>
+        </w:numPr>
       </w:pPr>
       <w:r>
         <w:t>Item 3.1.1</w:t>
@@ -259,8 +250,10 @@
     </w:p>
     <w:p>
       <w:pPr>
-        <w:pStyle w:val="ListBullet"/>
-        <w:ind w:left="1440"/>
+        <w:numPr>
+          <w:ilvl w:val="2"/>
+          <w:numId w:val="11"/>
+        </w:numPr>
       </w:pPr>
       <w:r>
         <w:t>Item 3.1.1</w:t>
@@ -268,17 +261,11 @@
     </w:p>
     <w:p>
       <w:pPr>
-        <w:ind w:left="720" w:hanging="720"/>
-        <w:tabs>
-          <w:tab w:val="left" w:pos="720"/>
-        </w:tabs>
+        <w:numPr>
+          <w:ilvl w:val="0"/>
+          <w:numId w:val="11"/>
+        </w:numPr>
       </w:pPr>
-      <w:r>
-        <w:t>4.</w:t>
-      </w:r>
-      <w:r>
-        <w:tab/>
-      </w:r>
       <w:r>
         <w:t>Item 4</w:t>
       </w:r>
@@ -822,6 +809,120 @@
       </w:rPr>
     </w:lvl>
   </w:abstractNum>
+  <w:abstractNum w:abstractNumId="9">
+    <w:multiLevelType w:val="hybridMultilevel"/>
+    <w:lvl w:ilvl="0">
+      <w:start w:val="1"/>
+      <w:numFmt w:val="bullet"/>
+      <w:lvlText w:val="•"/>
+      <w:lvlJc w:val="left"/>
+      <w:pPr>
+        <w:ind w:left="720" w:hanging="360"/>
+      </w:pPr>
+      <w:rPr>
+        <w:rFonts w:ascii="Symbol" w:hAnsi="Symbol" w:hint="default"/>
+      </w:rPr>
+    </w:lvl>
+    <w:lvl w:ilvl="1">
+      <w:start w:val="1"/>
+      <w:numFmt w:val="bullet"/>
+      <w:lvlText w:val="•"/>
+      <w:lvlJc w:val="left"/>
+      <w:pPr>
+        <w:ind w:left="1440" w:hanging="360"/>
+      </w:pPr>
+      <w:rPr>
+        <w:rFonts w:ascii="Symbol" w:hAnsi="Symbol" w:hint="default"/>
+      </w:rPr>
+    </w:lvl>
+    <w:lvl w:ilvl="2">
+      <w:start w:val="1"/>
+      <w:numFmt w:val="bullet"/>
+      <w:lvlText w:val="•"/>
+      <w:lvlJc w:val="left"/>
+      <w:pPr>
+        <w:ind w:left="2160" w:hanging="360"/>
+      </w:pPr>
+      <w:rPr>
+        <w:rFonts w:ascii="Symbol" w:hAnsi="Symbol" w:hint="default"/>
+      </w:rPr>
+    </w:lvl>
+    <w:lvl w:ilvl="3">
+      <w:start w:val="1"/>
+      <w:numFmt w:val="bullet"/>
+      <w:lvlText w:val="•"/>
+      <w:lvlJc w:val="left"/>
+      <w:pPr>
+        <w:ind w:left="2880" w:hanging="360"/>
+      </w:pPr>
+      <w:rPr>
+        <w:rFonts w:ascii="Symbol" w:hAnsi="Symbol" w:hint="default"/>
+      </w:rPr>
+    </w:lvl>
+    <w:lvl w:ilvl="4">
+      <w:start w:val="1"/>
+      <w:numFmt w:val="bullet"/>
+      <w:lvlText w:val="•"/>
+      <w:lvlJc w:val="left"/>
+      <w:pPr>
+        <w:ind w:left="3600" w:hanging="360"/>
+      </w:pPr>
+      <w:rPr>
+        <w:rFonts w:ascii="Symbol" w:hAnsi="Symbol" w:hint="default"/>
+      </w:rPr>
+    </w:lvl>
+  </w:abstractNum>
+  <w:abstractNum w:abstractNumId="10">
+    <w:multiLevelType w:val="hybridMultilevel"/>
+    <w:lvl w:ilvl="0">
+      <w:start w:val="1"/>
+      <w:numFmt w:val="decimal"/>
+      <w:lvlText w:val="%1."/>
+      <w:lvlJc w:val="left"/>
+      <w:pPr>
+        <w:ind w:left="720" w:hanging="360"/>
+      </w:pPr>
+    </w:lvl>
+    <w:lvl w:ilvl="1">
+      <w:start w:val="1"/>
+      <w:numFmt w:val="decimal"/>
+      <w:lvlText w:val="%2."/>
+      <w:lvlJc w:val="left"/>
+      <w:pPr>
+        <w:ind w:left="1440" w:hanging="360"/>
+      </w:pPr>
+    </w:lvl>
+    <w:lvl w:ilvl="2">
+      <w:start w:val="1"/>
+      <w:numFmt w:val="bullet"/>
+      <w:lvlText w:val="•"/>
+      <w:lvlJc w:val="left"/>
+      <w:pPr>
+        <w:ind w:left="2160" w:hanging="360"/>
+      </w:pPr>
+      <w:rPr>
+        <w:rFonts w:ascii="Symbol" w:hAnsi="Symbol" w:hint="default"/>
+      </w:rPr>
+    </w:lvl>
+    <w:lvl w:ilvl="3">
+      <w:start w:val="1"/>
+      <w:numFmt w:val="decimal"/>
+      <w:lvlText w:val="%4."/>
+      <w:lvlJc w:val="left"/>
+      <w:pPr>
+        <w:ind w:left="2880" w:hanging="360"/>
+      </w:pPr>
+    </w:lvl>
+    <w:lvl w:ilvl="4">
+      <w:start w:val="1"/>
+      <w:numFmt w:val="decimal"/>
+      <w:lvlText w:val="%5."/>
+      <w:lvlJc w:val="left"/>
+      <w:pPr>
+        <w:ind w:left="3600" w:hanging="360"/>
+      </w:pPr>
+    </w:lvl>
+  </w:abstractNum>
   <w:num w:numId="1">
     <w:abstractNumId w:val="8"/>
   </w:num>
@@ -848,6 +949,12 @@
   </w:num>
   <w:num w:numId="9">
     <w:abstractNumId w:val="0"/>
+  </w:num>
+  <w:num w:numId="10">
+    <w:abstractNumId w:val="9"/>
+  </w:num>
+  <w:num w:numId="11">
+    <w:abstractNumId w:val="10"/>
   </w:num>
 </w:numbering>
 </file>

--- a/example/result/e50_simple_complete.docx
+++ b/example/result/e50_simple_complete.docx
@@ -286,14 +286,14 @@
         <w:tblLook w:firstColumn="1" w:firstRow="1" w:lastColumn="0" w:lastRow="0" w:noHBand="0" w:noVBand="1" w:val="04A0"/>
       </w:tblPr>
       <w:tblGrid>
-        <w:gridCol w:w="2880"/>
-        <w:gridCol w:w="2880"/>
-        <w:gridCol w:w="2880"/>
+        <w:gridCol w:w="2769"/>
+        <w:gridCol w:w="2769"/>
+        <w:gridCol w:w="2769"/>
       </w:tblGrid>
       <w:tr>
         <w:tc>
           <w:tcPr>
-            <w:tcW w:type="dxa" w:w="2880"/>
+            <w:tcW w:type="dxa" w:w="2769"/>
           </w:tcPr>
           <w:p>
             <w:r>
@@ -306,7 +306,7 @@
         </w:tc>
         <w:tc>
           <w:tcPr>
-            <w:tcW w:type="dxa" w:w="2880"/>
+            <w:tcW w:type="dxa" w:w="2769"/>
           </w:tcPr>
           <w:p>
             <w:r>
@@ -319,7 +319,7 @@
         </w:tc>
         <w:tc>
           <w:tcPr>
-            <w:tcW w:type="dxa" w:w="2880"/>
+            <w:tcW w:type="dxa" w:w="2769"/>
           </w:tcPr>
           <w:p>
             <w:r>
@@ -334,7 +334,7 @@
       <w:tr>
         <w:tc>
           <w:tcPr>
-            <w:tcW w:type="dxa" w:w="2880"/>
+            <w:tcW w:type="dxa" w:w="2769"/>
           </w:tcPr>
           <w:p>
             <w:r>
@@ -347,7 +347,7 @@
         </w:tc>
         <w:tc>
           <w:tcPr>
-            <w:tcW w:type="dxa" w:w="2880"/>
+            <w:tcW w:type="dxa" w:w="2769"/>
           </w:tcPr>
           <w:p>
             <w:r>
@@ -360,7 +360,7 @@
         </w:tc>
         <w:tc>
           <w:tcPr>
-            <w:tcW w:type="dxa" w:w="2880"/>
+            <w:tcW w:type="dxa" w:w="2769"/>
           </w:tcPr>
           <w:p>
             <w:r>
@@ -375,7 +375,7 @@
       <w:tr>
         <w:tc>
           <w:tcPr>
-            <w:tcW w:type="dxa" w:w="2880"/>
+            <w:tcW w:type="dxa" w:w="2769"/>
           </w:tcPr>
           <w:p>
             <w:r>
@@ -385,7 +385,7 @@
         </w:tc>
         <w:tc>
           <w:tcPr>
-            <w:tcW w:type="dxa" w:w="2880"/>
+            <w:tcW w:type="dxa" w:w="2769"/>
           </w:tcPr>
           <w:p>
             <w:r>
@@ -395,7 +395,7 @@
         </w:tc>
         <w:tc>
           <w:tcPr>
-            <w:tcW w:type="dxa" w:w="2880"/>
+            <w:tcW w:type="dxa" w:w="2769"/>
           </w:tcPr>
           <w:p>
             <w:r>
@@ -407,7 +407,7 @@
       <w:tr>
         <w:tc>
           <w:tcPr>
-            <w:tcW w:type="dxa" w:w="2880"/>
+            <w:tcW w:type="dxa" w:w="2769"/>
           </w:tcPr>
           <w:p>
             <w:r>
@@ -417,7 +417,7 @@
         </w:tc>
         <w:tc>
           <w:tcPr>
-            <w:tcW w:type="dxa" w:w="2880"/>
+            <w:tcW w:type="dxa" w:w="2769"/>
           </w:tcPr>
           <w:p>
             <w:r>
@@ -427,7 +427,7 @@
         </w:tc>
         <w:tc>
           <w:tcPr>
-            <w:tcW w:type="dxa" w:w="2880"/>
+            <w:tcW w:type="dxa" w:w="2769"/>
           </w:tcPr>
           <w:p>
             <w:r>
@@ -454,14 +454,14 @@
         <w:tblLook w:firstColumn="1" w:firstRow="1" w:lastColumn="0" w:lastRow="0" w:noHBand="0" w:noVBand="1" w:val="04A0"/>
       </w:tblPr>
       <w:tblGrid>
-        <w:gridCol w:w="2880"/>
-        <w:gridCol w:w="2880"/>
-        <w:gridCol w:w="2880"/>
+        <w:gridCol w:w="2769"/>
+        <w:gridCol w:w="2769"/>
+        <w:gridCol w:w="2769"/>
       </w:tblGrid>
       <w:tr>
         <w:tc>
           <w:tcPr>
-            <w:tcW w:type="dxa" w:w="2880"/>
+            <w:tcW w:type="dxa" w:w="2769"/>
           </w:tcPr>
           <w:p>
             <w:r>
@@ -474,7 +474,7 @@
         </w:tc>
         <w:tc>
           <w:tcPr>
-            <w:tcW w:type="dxa" w:w="2880"/>
+            <w:tcW w:type="dxa" w:w="2769"/>
           </w:tcPr>
           <w:p>
             <w:r>
@@ -487,7 +487,7 @@
         </w:tc>
         <w:tc>
           <w:tcPr>
-            <w:tcW w:type="dxa" w:w="2880"/>
+            <w:tcW w:type="dxa" w:w="2769"/>
           </w:tcPr>
           <w:p>
             <w:r>
@@ -502,7 +502,7 @@
       <w:tr>
         <w:tc>
           <w:tcPr>
-            <w:tcW w:type="dxa" w:w="2880"/>
+            <w:tcW w:type="dxa" w:w="2769"/>
           </w:tcPr>
           <w:p>
             <w:r>
@@ -512,7 +512,7 @@
         </w:tc>
         <w:tc>
           <w:tcPr>
-            <w:tcW w:type="dxa" w:w="2880"/>
+            <w:tcW w:type="dxa" w:w="2769"/>
           </w:tcPr>
           <w:p>
             <w:r>
@@ -522,7 +522,7 @@
         </w:tc>
         <w:tc>
           <w:tcPr>
-            <w:tcW w:type="dxa" w:w="2880"/>
+            <w:tcW w:type="dxa" w:w="2769"/>
           </w:tcPr>
           <w:p>
             <w:r>
@@ -534,7 +534,7 @@
       <w:tr>
         <w:tc>
           <w:tcPr>
-            <w:tcW w:type="dxa" w:w="2880"/>
+            <w:tcW w:type="dxa" w:w="2769"/>
           </w:tcPr>
           <w:p>
             <w:r>
@@ -544,7 +544,7 @@
         </w:tc>
         <w:tc>
           <w:tcPr>
-            <w:tcW w:type="dxa" w:w="2880"/>
+            <w:tcW w:type="dxa" w:w="2769"/>
           </w:tcPr>
           <w:p>
             <w:r>
@@ -554,7 +554,7 @@
         </w:tc>
         <w:tc>
           <w:tcPr>
-            <w:tcW w:type="dxa" w:w="2880"/>
+            <w:tcW w:type="dxa" w:w="2769"/>
           </w:tcPr>
           <w:p>
             <w:r>
@@ -566,7 +566,7 @@
       <w:tr>
         <w:tc>
           <w:tcPr>
-            <w:tcW w:type="dxa" w:w="2880"/>
+            <w:tcW w:type="dxa" w:w="2769"/>
           </w:tcPr>
           <w:p>
             <w:r>
@@ -576,7 +576,7 @@
         </w:tc>
         <w:tc>
           <w:tcPr>
-            <w:tcW w:type="dxa" w:w="2880"/>
+            <w:tcW w:type="dxa" w:w="2769"/>
           </w:tcPr>
           <w:p>
             <w:r>
@@ -586,7 +586,7 @@
         </w:tc>
         <w:tc>
           <w:tcPr>
-            <w:tcW w:type="dxa" w:w="2880"/>
+            <w:tcW w:type="dxa" w:w="2769"/>
           </w:tcPr>
           <w:p>
             <w:r>
@@ -627,7 +627,7 @@
       </w:r>
     </w:p>
     <w:sectPr>
-      <w:pgSz w:w="12240" w:h="15840"/>
+      <w:pgSz w:w="11906" w:h="16838"/>
       <w:pgMar w:top="1440" w:right="1800" w:bottom="1440" w:left="1800" w:header="720" w:footer="720" w:gutter="0"/>
       <w:cols w:space="720"/>
       <w:docGrid w:linePitch="360"/>
